--- a/CoachLens_Detailed_Report.docx
+++ b/CoachLens_Detailed_Report.docx
@@ -83,7 +83,7 @@
       </w:pPr>
       <w:r>
         <w:rPr/>
-        <w:t xml:space="preserve">Built by Crimson Syndicate (AITD, Goa) for the GBOA Code Premier League 2026, the application acts as the "intelligence layer" that sits atop traditional scorekeeping tools.</w:t>
+        <w:t xml:space="preserve">Built as a modern digital solution for coaches, the application acts as the "intelligence layer" that sits atop traditional scorekeeping tools.</w:t>
       </w:r>
     </w:p>
     <w:p>
